--- a/Python/Resume Building/2026/jobs applied to.docx
+++ b/Python/Resume Building/2026/jobs applied to.docx
@@ -2,324 +2,2019 @@
 <file path=word/document.xml><?xml version="1.0" encoding="utf-8"?>
 <w:document xmlns:wpc="http://schemas.microsoft.com/office/word/2010/wordprocessingCanvas" xmlns:cx="http://schemas.microsoft.com/office/drawing/2014/chartex" xmlns:cx1="http://schemas.microsoft.com/office/drawing/2015/9/8/chartex" xmlns:cx2="http://schemas.microsoft.com/office/drawing/2015/10/21/chartex" xmlns:cx3="http://schemas.microsoft.com/office/drawing/2016/5/9/chartex" xmlns:cx4="http://schemas.microsoft.com/office/drawing/2016/5/10/chartex" xmlns:cx5="http://schemas.microsoft.com/office/drawing/2016/5/11/chartex" xmlns:cx6="http://schemas.microsoft.com/office/drawing/2016/5/12/chartex" xmlns:cx7="http://schemas.microsoft.com/office/drawing/2016/5/13/chartex" xmlns:cx8="http://schemas.microsoft.com/office/drawing/2016/5/14/chartex" xmlns:mc="http://schemas.openxmlformats.org/markup-compatibility/2006" xmlns:aink="http://schemas.microsoft.com/office/drawing/2016/ink" xmlns:am3d="http://schemas.microsoft.com/office/drawing/2017/model3d" xmlns:o="urn:schemas-microsoft-com:office:office" xmlns:oel="http://schemas.microsoft.com/office/2019/extlst" xmlns:r="http://schemas.openxmlformats.org/officeDocument/2006/relationships" xmlns:m="http://schemas.openxmlformats.org/officeDocument/2006/math" xmlns:v="urn:schemas-microsoft-com:vml" xmlns:wp14="http://schemas.microsoft.com/office/word/2010/wordprocessingDrawing" xmlns:wp="http://schemas.openxmlformats.org/drawingml/2006/wordprocessingDrawing" xmlns:w10="urn:schemas-microsoft-com:office:word" xmlns:w="http://schemas.openxmlformats.org/wordprocessingml/2006/main" xmlns:w14="http://schemas.microsoft.com/office/word/2010/wordml" xmlns:w15="http://schemas.microsoft.com/office/word/2012/wordml" xmlns:w16cex="http://schemas.microsoft.com/office/word/2018/wordml/cex" xmlns:w16cid="http://schemas.microsoft.com/office/word/2016/wordml/cid" xmlns:w16="http://schemas.microsoft.com/office/word/2018/wordml" xmlns:w16du="http://schemas.microsoft.com/office/word/2023/wordml/word16du" xmlns:w16sdtdh="http://schemas.microsoft.com/office/word/2020/wordml/sdtdatahash" xmlns:w16sdtfl="http://schemas.microsoft.com/office/word/2024/wordml/sdtformatlock" xmlns:w16se="http://schemas.microsoft.com/office/word/2015/wordml/symex" xmlns:wpg="http://schemas.microsoft.com/office/word/2010/wordprocessingGroup" xmlns:wpi="http://schemas.microsoft.com/office/word/2010/wordprocessingInk" xmlns:wne="http://schemas.microsoft.com/office/word/2006/wordml" xmlns:wps="http://schemas.microsoft.com/office/word/2010/wordprocessingShape" mc:Ignorable="w14 w15 w16se w16cid w16 w16cex w16sdtdh w16sdtfl w16du wp14">
   <w:body>
-    <w:p>
-      <w:pPr>
-        <w:rPr>
-          <w:lang w:val="en-US"/>
-        </w:rPr>
-      </w:pPr>
-      <w:r>
-        <w:rPr>
-          <w:lang w:val="en-US"/>
-        </w:rPr>
-        <w:t xml:space="preserve">2025-11-04 – Software Developer – </w:t>
-      </w:r>
-      <w:proofErr w:type="spellStart"/>
-      <w:r>
-        <w:rPr>
-          <w:lang w:val="en-US"/>
-        </w:rPr>
-        <w:t>LifeRaft</w:t>
-      </w:r>
-      <w:proofErr w:type="spellEnd"/>
-      <w:r>
-        <w:rPr>
-          <w:lang w:val="en-US"/>
-        </w:rPr>
-        <w:t xml:space="preserve"> – Moncton N.B</w:t>
-      </w:r>
-    </w:p>
-    <w:p>
-      <w:pPr>
-        <w:rPr>
-          <w:lang w:val="en-US"/>
-        </w:rPr>
-      </w:pPr>
-      <w:r>
-        <w:rPr>
-          <w:lang w:val="en-US"/>
-        </w:rPr>
-        <w:t xml:space="preserve">2025-11-04 - Software Developer – </w:t>
-      </w:r>
-      <w:proofErr w:type="spellStart"/>
-      <w:r>
-        <w:rPr>
-          <w:lang w:val="en-US"/>
-        </w:rPr>
-        <w:t>VimSoft</w:t>
-      </w:r>
-      <w:proofErr w:type="spellEnd"/>
-      <w:r>
-        <w:rPr>
-          <w:lang w:val="en-US"/>
-        </w:rPr>
-        <w:t xml:space="preserve"> – Moncton N.B.</w:t>
-      </w:r>
-    </w:p>
-    <w:p>
-      <w:pPr>
-        <w:rPr>
-          <w:lang w:val="en-US"/>
-        </w:rPr>
-      </w:pPr>
-      <w:r>
-        <w:rPr>
-          <w:lang w:val="en-US"/>
-        </w:rPr>
-        <w:t xml:space="preserve">2025-11-05 – Software Developer – </w:t>
-      </w:r>
-      <w:proofErr w:type="spellStart"/>
-      <w:r>
-        <w:rPr>
-          <w:lang w:val="en-US"/>
-        </w:rPr>
-        <w:t>LawDepot</w:t>
-      </w:r>
-      <w:proofErr w:type="spellEnd"/>
-      <w:r>
-        <w:rPr>
-          <w:lang w:val="en-US"/>
-        </w:rPr>
-        <w:t xml:space="preserve"> – Edmonton A.B.</w:t>
-      </w:r>
-    </w:p>
-    <w:p>
-      <w:r>
-        <w:rPr>
-          <w:lang w:val="en-US"/>
-        </w:rPr>
-        <w:t xml:space="preserve">2025-11-05 - </w:t>
-      </w:r>
-      <w:r>
-        <w:t>IT Analyst &amp; IT Graduates</w:t>
-      </w:r>
-      <w:r>
-        <w:t xml:space="preserve"> – CSIS – Ottawa O.N.</w:t>
-      </w:r>
-    </w:p>
-    <w:p>
-      <w:r>
-        <w:t>2025-11-05 – Operations Analyst – Uline – Edmonton A.B.</w:t>
-      </w:r>
-    </w:p>
-    <w:p>
-      <w:r>
-        <w:t>2025-11-12 – IT Service Desk Analyst – ABM Solutions, Moncton N.B.</w:t>
-      </w:r>
-    </w:p>
-    <w:p>
-      <w:r>
-        <w:t>2025-11-12 – Automation Programmer – Advanced Energy Management – Moncton N.B.</w:t>
-      </w:r>
-    </w:p>
-    <w:p>
-      <w:pPr>
-        <w:rPr>
-          <w:b/>
-          <w:bCs/>
-        </w:rPr>
-      </w:pPr>
-      <w:r>
-        <w:t>2025-11-12 – Quality Assurance Analyst – Four Eyes Financial – Moncton N.B.</w:t>
-      </w:r>
-    </w:p>
-    <w:p>
-      <w:pPr>
-        <w:rPr>
-          <w:b/>
-          <w:bCs/>
-        </w:rPr>
-      </w:pPr>
-      <w:r>
-        <w:rPr>
-          <w:lang w:val="en-US"/>
-        </w:rPr>
-        <w:t xml:space="preserve">2026-03-06 – Full Stack Developer – </w:t>
-      </w:r>
-      <w:proofErr w:type="spellStart"/>
-      <w:r>
-        <w:rPr>
-          <w:lang w:val="en-US"/>
-        </w:rPr>
-        <w:t>BuildCode</w:t>
-      </w:r>
-      <w:proofErr w:type="spellEnd"/>
-      <w:r>
-        <w:rPr>
-          <w:lang w:val="en-US"/>
-        </w:rPr>
-        <w:t xml:space="preserve"> Inc. – Remote</w:t>
-      </w:r>
-    </w:p>
-    <w:p>
-      <w:r>
-        <w:t>2026-03-09 – Software Developer – Helm Operations Software Inc – Remote</w:t>
-      </w:r>
-    </w:p>
-    <w:p>
-      <w:r>
-        <w:t>2026-03-09 – Automation Engineer – Ace Software Consulting Inc. – Remote</w:t>
-      </w:r>
-    </w:p>
-    <w:p>
-      <w:r>
-        <w:t>2026-03-10 – Online Data Analyst – Telus AI – Remote</w:t>
-      </w:r>
-    </w:p>
-    <w:p>
-      <w:r>
-        <w:t xml:space="preserve">2026-03-11 – Access Database Developer – Access DB Experts </w:t>
-      </w:r>
-      <w:r>
-        <w:t>–</w:t>
-      </w:r>
-      <w:r>
-        <w:t xml:space="preserve"> Remote</w:t>
-      </w:r>
-    </w:p>
-    <w:p>
-      <w:pPr>
-        <w:rPr>
-          <w:lang w:val="en-US"/>
-        </w:rPr>
-      </w:pPr>
-      <w:r>
-        <w:rPr>
-          <w:lang w:val="en-US"/>
-        </w:rPr>
-        <w:t>2026-03-23 – Data Quality Specialist –</w:t>
-      </w:r>
-      <w:proofErr w:type="spellStart"/>
-      <w:r>
-        <w:rPr>
-          <w:lang w:val="en-US"/>
-        </w:rPr>
-        <w:t>Lumerate</w:t>
-      </w:r>
-      <w:proofErr w:type="spellEnd"/>
-      <w:r>
-        <w:rPr>
-          <w:lang w:val="en-US"/>
-        </w:rPr>
-        <w:t xml:space="preserve"> – Remote</w:t>
-      </w:r>
-    </w:p>
-    <w:p>
-      <w:r>
-        <w:rPr>
-          <w:lang w:val="en-US"/>
-        </w:rPr>
-        <w:t xml:space="preserve">2026-03-23 – Reporting &amp; Analytics Specialist – McCain – </w:t>
-      </w:r>
-      <w:proofErr w:type="spellStart"/>
-      <w:r>
-        <w:rPr>
-          <w:lang w:val="en-US"/>
-        </w:rPr>
-        <w:t>Florenceville</w:t>
-      </w:r>
-      <w:proofErr w:type="spellEnd"/>
-      <w:r>
-        <w:rPr>
-          <w:lang w:val="en-US"/>
-        </w:rPr>
-        <w:t xml:space="preserve"> N.B.</w:t>
-      </w:r>
-    </w:p>
-    <w:p>
-      <w:r>
-        <w:t>2026-03-23 – Senior System Analyst – SNB – Remote</w:t>
-      </w:r>
-    </w:p>
-    <w:p>
-      <w:r>
-        <w:t xml:space="preserve">2026-03-23 – IT Systems Analyst – </w:t>
-      </w:r>
-      <w:proofErr w:type="spellStart"/>
-      <w:r>
-        <w:t>Medavie</w:t>
-      </w:r>
-      <w:proofErr w:type="spellEnd"/>
-      <w:r>
-        <w:t xml:space="preserve"> – Remote</w:t>
-      </w:r>
-    </w:p>
-    <w:p>
-      <w:r>
-        <w:t xml:space="preserve">2026-05-21 – Inventory Analyst – </w:t>
-      </w:r>
-      <w:proofErr w:type="spellStart"/>
-      <w:r>
-        <w:t>BirdStairs</w:t>
-      </w:r>
-      <w:proofErr w:type="spellEnd"/>
-      <w:r>
-        <w:t xml:space="preserve"> – Moncton</w:t>
-      </w:r>
-      <w:r>
-        <w:t xml:space="preserve"> N.B.</w:t>
-      </w:r>
-    </w:p>
-    <w:p>
-      <w:r>
-        <w:t>2026-05-21 – User Support Technician – Stiles Motel – Woodstock N.B.</w:t>
-      </w:r>
-    </w:p>
-    <w:p>
-      <w:r>
-        <w:t xml:space="preserve">2026-05-21 – </w:t>
-      </w:r>
-      <w:r>
-        <w:t xml:space="preserve">Java Programmer – </w:t>
-      </w:r>
-      <w:proofErr w:type="spellStart"/>
-      <w:r>
-        <w:t>Techladder</w:t>
-      </w:r>
-      <w:proofErr w:type="spellEnd"/>
-      <w:r>
-        <w:t xml:space="preserve"> – Sydney N.S. (Remote)</w:t>
-      </w:r>
-    </w:p>
-    <w:p>
-      <w:r>
-        <w:t>2026-06-07 – Data Centre Analyst – SNB – Moncton N.B.</w:t>
-      </w:r>
-    </w:p>
-    <w:p>
-      <w:r>
-        <w:t>2026-06-07 –</w:t>
-      </w:r>
-      <w:r>
-        <w:t>Network Engineer</w:t>
-      </w:r>
-      <w:r>
-        <w:t>–</w:t>
-      </w:r>
-      <w:r>
-        <w:t xml:space="preserve"> McCain</w:t>
-      </w:r>
-      <w:r>
-        <w:t xml:space="preserve"> – </w:t>
-      </w:r>
-      <w:proofErr w:type="spellStart"/>
-      <w:r>
-        <w:t>Florenceville</w:t>
-      </w:r>
-      <w:proofErr w:type="spellEnd"/>
-      <w:r>
-        <w:t xml:space="preserve"> N.B.</w:t>
-      </w:r>
-    </w:p>
-    <w:p>
-      <w:r>
-        <w:t>2026-06-09 – General Manager – Carquest – Perth Andover N.B.</w:t>
-      </w:r>
-    </w:p>
+    <w:tbl>
+      <w:tblPr>
+        <w:tblStyle w:val="TableGrid"/>
+        <w:tblW w:w="15575" w:type="dxa"/>
+        <w:tblInd w:w="-572" w:type="dxa"/>
+        <w:tblLook w:val="04A0" w:firstRow="1" w:lastRow="0" w:firstColumn="1" w:lastColumn="0" w:noHBand="0" w:noVBand="1"/>
+      </w:tblPr>
+      <w:tblGrid>
+        <w:gridCol w:w="460"/>
+        <w:gridCol w:w="1525"/>
+        <w:gridCol w:w="3827"/>
+        <w:gridCol w:w="5387"/>
+        <w:gridCol w:w="2693"/>
+        <w:gridCol w:w="1683"/>
+      </w:tblGrid>
+      <w:tr>
+        <w:trPr>
+          <w:trHeight w:val="360"/>
+        </w:trPr>
+        <w:tc>
+          <w:tcPr>
+            <w:tcW w:w="460" w:type="dxa"/>
+          </w:tcPr>
+          <w:p>
+            <w:pPr>
+              <w:rPr>
+                <w:lang w:val="en-US"/>
+              </w:rPr>
+            </w:pPr>
+            <w:r>
+              <w:rPr>
+                <w:lang w:val="en-US"/>
+              </w:rPr>
+              <w:t>#</w:t>
+            </w:r>
+          </w:p>
+        </w:tc>
+        <w:tc>
+          <w:tcPr>
+            <w:tcW w:w="1525" w:type="dxa"/>
+          </w:tcPr>
+          <w:p>
+            <w:pPr>
+              <w:rPr>
+                <w:lang w:val="en-US"/>
+              </w:rPr>
+            </w:pPr>
+            <w:r>
+              <w:rPr>
+                <w:lang w:val="en-US"/>
+              </w:rPr>
+              <w:t>Date</w:t>
+            </w:r>
+          </w:p>
+        </w:tc>
+        <w:tc>
+          <w:tcPr>
+            <w:tcW w:w="3827" w:type="dxa"/>
+          </w:tcPr>
+          <w:p>
+            <w:pPr>
+              <w:rPr>
+                <w:lang w:val="en-US"/>
+              </w:rPr>
+            </w:pPr>
+            <w:r>
+              <w:rPr>
+                <w:lang w:val="en-US"/>
+              </w:rPr>
+              <w:t>Position</w:t>
+            </w:r>
+          </w:p>
+        </w:tc>
+        <w:tc>
+          <w:tcPr>
+            <w:tcW w:w="5387" w:type="dxa"/>
+          </w:tcPr>
+          <w:p>
+            <w:pPr>
+              <w:rPr>
+                <w:lang w:val="en-US"/>
+              </w:rPr>
+            </w:pPr>
+            <w:r>
+              <w:rPr>
+                <w:lang w:val="en-US"/>
+              </w:rPr>
+              <w:t>Company</w:t>
+            </w:r>
+          </w:p>
+        </w:tc>
+        <w:tc>
+          <w:tcPr>
+            <w:tcW w:w="2693" w:type="dxa"/>
+          </w:tcPr>
+          <w:p>
+            <w:pPr>
+              <w:rPr>
+                <w:lang w:val="en-US"/>
+              </w:rPr>
+            </w:pPr>
+            <w:r>
+              <w:rPr>
+                <w:lang w:val="en-US"/>
+              </w:rPr>
+              <w:t>Location</w:t>
+            </w:r>
+          </w:p>
+        </w:tc>
+        <w:tc>
+          <w:tcPr>
+            <w:tcW w:w="1683" w:type="dxa"/>
+          </w:tcPr>
+          <w:p>
+            <w:pPr>
+              <w:rPr>
+                <w:lang w:val="en-US"/>
+              </w:rPr>
+            </w:pPr>
+            <w:proofErr w:type="spellStart"/>
+            <w:r>
+              <w:rPr>
+                <w:lang w:val="en-US"/>
+              </w:rPr>
+              <w:t>InterviewDate</w:t>
+            </w:r>
+            <w:proofErr w:type="spellEnd"/>
+          </w:p>
+        </w:tc>
+      </w:tr>
+      <w:tr>
+        <w:trPr>
+          <w:trHeight w:val="360"/>
+        </w:trPr>
+        <w:tc>
+          <w:tcPr>
+            <w:tcW w:w="460" w:type="dxa"/>
+          </w:tcPr>
+          <w:p>
+            <w:pPr>
+              <w:rPr>
+                <w:lang w:val="en-US"/>
+              </w:rPr>
+            </w:pPr>
+            <w:r>
+              <w:rPr>
+                <w:lang w:val="en-US"/>
+              </w:rPr>
+              <w:t>1</w:t>
+            </w:r>
+          </w:p>
+        </w:tc>
+        <w:tc>
+          <w:tcPr>
+            <w:tcW w:w="1525" w:type="dxa"/>
+          </w:tcPr>
+          <w:p>
+            <w:pPr>
+              <w:rPr>
+                <w:lang w:val="en-US"/>
+              </w:rPr>
+            </w:pPr>
+            <w:r>
+              <w:rPr>
+                <w:lang w:val="en-US"/>
+              </w:rPr>
+              <w:t>2025-11-04</w:t>
+            </w:r>
+          </w:p>
+        </w:tc>
+        <w:tc>
+          <w:tcPr>
+            <w:tcW w:w="3827" w:type="dxa"/>
+          </w:tcPr>
+          <w:p>
+            <w:pPr>
+              <w:rPr>
+                <w:lang w:val="en-US"/>
+              </w:rPr>
+            </w:pPr>
+            <w:r>
+              <w:rPr>
+                <w:lang w:val="en-US"/>
+              </w:rPr>
+              <w:t>Software Developer</w:t>
+            </w:r>
+          </w:p>
+        </w:tc>
+        <w:tc>
+          <w:tcPr>
+            <w:tcW w:w="5387" w:type="dxa"/>
+          </w:tcPr>
+          <w:p>
+            <w:pPr>
+              <w:rPr>
+                <w:lang w:val="en-US"/>
+              </w:rPr>
+            </w:pPr>
+            <w:proofErr w:type="spellStart"/>
+            <w:r>
+              <w:rPr>
+                <w:lang w:val="en-US"/>
+              </w:rPr>
+              <w:t>LifeRaft</w:t>
+            </w:r>
+            <w:proofErr w:type="spellEnd"/>
+          </w:p>
+        </w:tc>
+        <w:tc>
+          <w:tcPr>
+            <w:tcW w:w="2693" w:type="dxa"/>
+          </w:tcPr>
+          <w:p>
+            <w:pPr>
+              <w:rPr>
+                <w:lang w:val="en-US"/>
+              </w:rPr>
+            </w:pPr>
+            <w:r>
+              <w:rPr>
+                <w:lang w:val="en-US"/>
+              </w:rPr>
+              <w:t xml:space="preserve">Moncton </w:t>
+            </w:r>
+            <w:proofErr w:type="gramStart"/>
+            <w:r>
+              <w:rPr>
+                <w:lang w:val="en-US"/>
+              </w:rPr>
+              <w:t>N.B</w:t>
+            </w:r>
+            <w:proofErr w:type="gramEnd"/>
+          </w:p>
+        </w:tc>
+        <w:tc>
+          <w:tcPr>
+            <w:tcW w:w="1683" w:type="dxa"/>
+          </w:tcPr>
+          <w:p>
+            <w:pPr>
+              <w:rPr>
+                <w:lang w:val="en-US"/>
+              </w:rPr>
+            </w:pPr>
+          </w:p>
+        </w:tc>
+      </w:tr>
+      <w:tr>
+        <w:trPr>
+          <w:trHeight w:val="346"/>
+        </w:trPr>
+        <w:tc>
+          <w:tcPr>
+            <w:tcW w:w="460" w:type="dxa"/>
+          </w:tcPr>
+          <w:p>
+            <w:pPr>
+              <w:rPr>
+                <w:lang w:val="en-US"/>
+              </w:rPr>
+            </w:pPr>
+            <w:r>
+              <w:rPr>
+                <w:lang w:val="en-US"/>
+              </w:rPr>
+              <w:t>2</w:t>
+            </w:r>
+          </w:p>
+        </w:tc>
+        <w:tc>
+          <w:tcPr>
+            <w:tcW w:w="1525" w:type="dxa"/>
+          </w:tcPr>
+          <w:p>
+            <w:pPr>
+              <w:rPr>
+                <w:lang w:val="en-US"/>
+              </w:rPr>
+            </w:pPr>
+            <w:r>
+              <w:rPr>
+                <w:lang w:val="en-US"/>
+              </w:rPr>
+              <w:t>2025-11-04</w:t>
+            </w:r>
+          </w:p>
+        </w:tc>
+        <w:tc>
+          <w:tcPr>
+            <w:tcW w:w="3827" w:type="dxa"/>
+          </w:tcPr>
+          <w:p>
+            <w:pPr>
+              <w:rPr>
+                <w:lang w:val="en-US"/>
+              </w:rPr>
+            </w:pPr>
+            <w:r>
+              <w:rPr>
+                <w:lang w:val="en-US"/>
+              </w:rPr>
+              <w:t>Software Developer</w:t>
+            </w:r>
+          </w:p>
+        </w:tc>
+        <w:tc>
+          <w:tcPr>
+            <w:tcW w:w="5387" w:type="dxa"/>
+          </w:tcPr>
+          <w:p>
+            <w:pPr>
+              <w:rPr>
+                <w:lang w:val="en-US"/>
+              </w:rPr>
+            </w:pPr>
+            <w:proofErr w:type="spellStart"/>
+            <w:r>
+              <w:rPr>
+                <w:lang w:val="en-US"/>
+              </w:rPr>
+              <w:t>VimSoft</w:t>
+            </w:r>
+            <w:proofErr w:type="spellEnd"/>
+          </w:p>
+        </w:tc>
+        <w:tc>
+          <w:tcPr>
+            <w:tcW w:w="2693" w:type="dxa"/>
+          </w:tcPr>
+          <w:p>
+            <w:pPr>
+              <w:rPr>
+                <w:lang w:val="en-US"/>
+              </w:rPr>
+            </w:pPr>
+            <w:r>
+              <w:rPr>
+                <w:lang w:val="en-US"/>
+              </w:rPr>
+              <w:t>Moncton N.B.</w:t>
+            </w:r>
+          </w:p>
+        </w:tc>
+        <w:tc>
+          <w:tcPr>
+            <w:tcW w:w="1683" w:type="dxa"/>
+          </w:tcPr>
+          <w:p>
+            <w:pPr>
+              <w:rPr>
+                <w:lang w:val="en-US"/>
+              </w:rPr>
+            </w:pPr>
+          </w:p>
+        </w:tc>
+      </w:tr>
+      <w:tr>
+        <w:trPr>
+          <w:trHeight w:val="360"/>
+        </w:trPr>
+        <w:tc>
+          <w:tcPr>
+            <w:tcW w:w="460" w:type="dxa"/>
+          </w:tcPr>
+          <w:p>
+            <w:pPr>
+              <w:rPr>
+                <w:lang w:val="en-US"/>
+              </w:rPr>
+            </w:pPr>
+            <w:r>
+              <w:rPr>
+                <w:lang w:val="en-US"/>
+              </w:rPr>
+              <w:t>3</w:t>
+            </w:r>
+          </w:p>
+        </w:tc>
+        <w:tc>
+          <w:tcPr>
+            <w:tcW w:w="1525" w:type="dxa"/>
+          </w:tcPr>
+          <w:p>
+            <w:pPr>
+              <w:rPr>
+                <w:lang w:val="en-US"/>
+              </w:rPr>
+            </w:pPr>
+            <w:r>
+              <w:rPr>
+                <w:lang w:val="en-US"/>
+              </w:rPr>
+              <w:t>2025-11-05</w:t>
+            </w:r>
+          </w:p>
+        </w:tc>
+        <w:tc>
+          <w:tcPr>
+            <w:tcW w:w="3827" w:type="dxa"/>
+          </w:tcPr>
+          <w:p>
+            <w:pPr>
+              <w:rPr>
+                <w:lang w:val="en-US"/>
+              </w:rPr>
+            </w:pPr>
+            <w:r>
+              <w:rPr>
+                <w:lang w:val="en-US"/>
+              </w:rPr>
+              <w:t>Software Developer</w:t>
+            </w:r>
+          </w:p>
+        </w:tc>
+        <w:tc>
+          <w:tcPr>
+            <w:tcW w:w="5387" w:type="dxa"/>
+          </w:tcPr>
+          <w:p>
+            <w:pPr>
+              <w:rPr>
+                <w:lang w:val="en-US"/>
+              </w:rPr>
+            </w:pPr>
+            <w:proofErr w:type="spellStart"/>
+            <w:r>
+              <w:rPr>
+                <w:lang w:val="en-US"/>
+              </w:rPr>
+              <w:t>LawDepot</w:t>
+            </w:r>
+            <w:proofErr w:type="spellEnd"/>
+          </w:p>
+        </w:tc>
+        <w:tc>
+          <w:tcPr>
+            <w:tcW w:w="2693" w:type="dxa"/>
+          </w:tcPr>
+          <w:p>
+            <w:pPr>
+              <w:rPr>
+                <w:lang w:val="en-US"/>
+              </w:rPr>
+            </w:pPr>
+            <w:r>
+              <w:rPr>
+                <w:lang w:val="en-US"/>
+              </w:rPr>
+              <w:t>Edmonton A.B.</w:t>
+            </w:r>
+          </w:p>
+        </w:tc>
+        <w:tc>
+          <w:tcPr>
+            <w:tcW w:w="1683" w:type="dxa"/>
+          </w:tcPr>
+          <w:p>
+            <w:pPr>
+              <w:rPr>
+                <w:lang w:val="en-US"/>
+              </w:rPr>
+            </w:pPr>
+          </w:p>
+        </w:tc>
+      </w:tr>
+      <w:tr>
+        <w:trPr>
+          <w:trHeight w:val="360"/>
+        </w:trPr>
+        <w:tc>
+          <w:tcPr>
+            <w:tcW w:w="460" w:type="dxa"/>
+          </w:tcPr>
+          <w:p>
+            <w:pPr>
+              <w:rPr>
+                <w:lang w:val="en-US"/>
+              </w:rPr>
+            </w:pPr>
+            <w:r>
+              <w:rPr>
+                <w:lang w:val="en-US"/>
+              </w:rPr>
+              <w:t>4</w:t>
+            </w:r>
+          </w:p>
+        </w:tc>
+        <w:tc>
+          <w:tcPr>
+            <w:tcW w:w="1525" w:type="dxa"/>
+          </w:tcPr>
+          <w:p>
+            <w:pPr>
+              <w:rPr>
+                <w:lang w:val="en-US"/>
+              </w:rPr>
+            </w:pPr>
+            <w:r>
+              <w:rPr>
+                <w:lang w:val="en-US"/>
+              </w:rPr>
+              <w:t>2025-11-05</w:t>
+            </w:r>
+          </w:p>
+        </w:tc>
+        <w:tc>
+          <w:tcPr>
+            <w:tcW w:w="3827" w:type="dxa"/>
+          </w:tcPr>
+          <w:p>
+            <w:r>
+              <w:t>IT Analyst &amp; IT Graduates</w:t>
+            </w:r>
+          </w:p>
+        </w:tc>
+        <w:tc>
+          <w:tcPr>
+            <w:tcW w:w="5387" w:type="dxa"/>
+          </w:tcPr>
+          <w:p>
+            <w:r>
+              <w:t>CSIS</w:t>
+            </w:r>
+          </w:p>
+        </w:tc>
+        <w:tc>
+          <w:tcPr>
+            <w:tcW w:w="2693" w:type="dxa"/>
+          </w:tcPr>
+          <w:p>
+            <w:r>
+              <w:t>Ottawa O.N.</w:t>
+            </w:r>
+          </w:p>
+        </w:tc>
+        <w:tc>
+          <w:tcPr>
+            <w:tcW w:w="1683" w:type="dxa"/>
+          </w:tcPr>
+          <w:p/>
+        </w:tc>
+      </w:tr>
+      <w:tr>
+        <w:trPr>
+          <w:trHeight w:val="360"/>
+        </w:trPr>
+        <w:tc>
+          <w:tcPr>
+            <w:tcW w:w="460" w:type="dxa"/>
+          </w:tcPr>
+          <w:p>
+            <w:r>
+              <w:t>5</w:t>
+            </w:r>
+          </w:p>
+        </w:tc>
+        <w:tc>
+          <w:tcPr>
+            <w:tcW w:w="1525" w:type="dxa"/>
+          </w:tcPr>
+          <w:p>
+            <w:r>
+              <w:t>2025-11-05</w:t>
+            </w:r>
+          </w:p>
+        </w:tc>
+        <w:tc>
+          <w:tcPr>
+            <w:tcW w:w="3827" w:type="dxa"/>
+          </w:tcPr>
+          <w:p>
+            <w:r>
+              <w:t>Operations Analyst</w:t>
+            </w:r>
+          </w:p>
+        </w:tc>
+        <w:tc>
+          <w:tcPr>
+            <w:tcW w:w="5387" w:type="dxa"/>
+          </w:tcPr>
+          <w:p>
+            <w:r>
+              <w:t>Uline</w:t>
+            </w:r>
+          </w:p>
+        </w:tc>
+        <w:tc>
+          <w:tcPr>
+            <w:tcW w:w="2693" w:type="dxa"/>
+          </w:tcPr>
+          <w:p>
+            <w:r>
+              <w:t>Edmonton A.B.</w:t>
+            </w:r>
+          </w:p>
+        </w:tc>
+        <w:tc>
+          <w:tcPr>
+            <w:tcW w:w="1683" w:type="dxa"/>
+          </w:tcPr>
+          <w:p/>
+        </w:tc>
+      </w:tr>
+      <w:tr>
+        <w:trPr>
+          <w:trHeight w:val="346"/>
+        </w:trPr>
+        <w:tc>
+          <w:tcPr>
+            <w:tcW w:w="460" w:type="dxa"/>
+          </w:tcPr>
+          <w:p>
+            <w:r>
+              <w:t>6</w:t>
+            </w:r>
+          </w:p>
+        </w:tc>
+        <w:tc>
+          <w:tcPr>
+            <w:tcW w:w="1525" w:type="dxa"/>
+          </w:tcPr>
+          <w:p>
+            <w:r>
+              <w:t>2025-11-12</w:t>
+            </w:r>
+          </w:p>
+        </w:tc>
+        <w:tc>
+          <w:tcPr>
+            <w:tcW w:w="3827" w:type="dxa"/>
+          </w:tcPr>
+          <w:p>
+            <w:r>
+              <w:t>IT Service Desk Analyst</w:t>
+            </w:r>
+          </w:p>
+        </w:tc>
+        <w:tc>
+          <w:tcPr>
+            <w:tcW w:w="5387" w:type="dxa"/>
+          </w:tcPr>
+          <w:p>
+            <w:r>
+              <w:t>ABM Solutions</w:t>
+            </w:r>
+          </w:p>
+        </w:tc>
+        <w:tc>
+          <w:tcPr>
+            <w:tcW w:w="2693" w:type="dxa"/>
+          </w:tcPr>
+          <w:p>
+            <w:r>
+              <w:t>Moncton N.B.</w:t>
+            </w:r>
+          </w:p>
+        </w:tc>
+        <w:tc>
+          <w:tcPr>
+            <w:tcW w:w="1683" w:type="dxa"/>
+          </w:tcPr>
+          <w:p/>
+        </w:tc>
+      </w:tr>
+      <w:tr>
+        <w:trPr>
+          <w:trHeight w:val="258"/>
+        </w:trPr>
+        <w:tc>
+          <w:tcPr>
+            <w:tcW w:w="460" w:type="dxa"/>
+          </w:tcPr>
+          <w:p>
+            <w:r>
+              <w:t>7</w:t>
+            </w:r>
+          </w:p>
+        </w:tc>
+        <w:tc>
+          <w:tcPr>
+            <w:tcW w:w="1525" w:type="dxa"/>
+          </w:tcPr>
+          <w:p>
+            <w:r>
+              <w:t>2025-11-12</w:t>
+            </w:r>
+          </w:p>
+        </w:tc>
+        <w:tc>
+          <w:tcPr>
+            <w:tcW w:w="3827" w:type="dxa"/>
+          </w:tcPr>
+          <w:p>
+            <w:r>
+              <w:t>Automation Programmer</w:t>
+            </w:r>
+          </w:p>
+        </w:tc>
+        <w:tc>
+          <w:tcPr>
+            <w:tcW w:w="5387" w:type="dxa"/>
+          </w:tcPr>
+          <w:p>
+            <w:r>
+              <w:t>Advanced Energy Management</w:t>
+            </w:r>
+          </w:p>
+        </w:tc>
+        <w:tc>
+          <w:tcPr>
+            <w:tcW w:w="2693" w:type="dxa"/>
+          </w:tcPr>
+          <w:p>
+            <w:r>
+              <w:t>Moncton N.B.</w:t>
+            </w:r>
+          </w:p>
+        </w:tc>
+        <w:tc>
+          <w:tcPr>
+            <w:tcW w:w="1683" w:type="dxa"/>
+          </w:tcPr>
+          <w:p/>
+        </w:tc>
+      </w:tr>
+      <w:tr>
+        <w:trPr>
+          <w:trHeight w:val="360"/>
+        </w:trPr>
+        <w:tc>
+          <w:tcPr>
+            <w:tcW w:w="460" w:type="dxa"/>
+          </w:tcPr>
+          <w:p>
+            <w:r>
+              <w:t>8</w:t>
+            </w:r>
+          </w:p>
+        </w:tc>
+        <w:tc>
+          <w:tcPr>
+            <w:tcW w:w="1525" w:type="dxa"/>
+          </w:tcPr>
+          <w:p>
+            <w:r>
+              <w:t>2025-11-12</w:t>
+            </w:r>
+          </w:p>
+        </w:tc>
+        <w:tc>
+          <w:tcPr>
+            <w:tcW w:w="3827" w:type="dxa"/>
+          </w:tcPr>
+          <w:p>
+            <w:r>
+              <w:t>Quality Assurance Analyst</w:t>
+            </w:r>
+          </w:p>
+        </w:tc>
+        <w:tc>
+          <w:tcPr>
+            <w:tcW w:w="5387" w:type="dxa"/>
+          </w:tcPr>
+          <w:p>
+            <w:r>
+              <w:t>Four Eyes Financial</w:t>
+            </w:r>
+          </w:p>
+        </w:tc>
+        <w:tc>
+          <w:tcPr>
+            <w:tcW w:w="2693" w:type="dxa"/>
+          </w:tcPr>
+          <w:p>
+            <w:pPr>
+              <w:rPr>
+                <w:b/>
+                <w:bCs/>
+              </w:rPr>
+            </w:pPr>
+            <w:r>
+              <w:t>Moncton N.B.</w:t>
+            </w:r>
+          </w:p>
+        </w:tc>
+        <w:tc>
+          <w:tcPr>
+            <w:tcW w:w="1683" w:type="dxa"/>
+          </w:tcPr>
+          <w:p/>
+        </w:tc>
+      </w:tr>
+      <w:tr>
+        <w:trPr>
+          <w:trHeight w:val="346"/>
+        </w:trPr>
+        <w:tc>
+          <w:tcPr>
+            <w:tcW w:w="460" w:type="dxa"/>
+          </w:tcPr>
+          <w:p>
+            <w:pPr>
+              <w:rPr>
+                <w:lang w:val="en-US"/>
+              </w:rPr>
+            </w:pPr>
+            <w:r>
+              <w:rPr>
+                <w:lang w:val="en-US"/>
+              </w:rPr>
+              <w:t>9</w:t>
+            </w:r>
+          </w:p>
+        </w:tc>
+        <w:tc>
+          <w:tcPr>
+            <w:tcW w:w="1525" w:type="dxa"/>
+          </w:tcPr>
+          <w:p>
+            <w:pPr>
+              <w:rPr>
+                <w:lang w:val="en-US"/>
+              </w:rPr>
+            </w:pPr>
+            <w:r>
+              <w:rPr>
+                <w:lang w:val="en-US"/>
+              </w:rPr>
+              <w:t>2026-03-06</w:t>
+            </w:r>
+          </w:p>
+        </w:tc>
+        <w:tc>
+          <w:tcPr>
+            <w:tcW w:w="3827" w:type="dxa"/>
+          </w:tcPr>
+          <w:p>
+            <w:pPr>
+              <w:rPr>
+                <w:lang w:val="en-US"/>
+              </w:rPr>
+            </w:pPr>
+            <w:r>
+              <w:rPr>
+                <w:lang w:val="en-US"/>
+              </w:rPr>
+              <w:t>Full Stack Developer</w:t>
+            </w:r>
+          </w:p>
+        </w:tc>
+        <w:tc>
+          <w:tcPr>
+            <w:tcW w:w="5387" w:type="dxa"/>
+          </w:tcPr>
+          <w:p>
+            <w:pPr>
+              <w:rPr>
+                <w:lang w:val="en-US"/>
+              </w:rPr>
+            </w:pPr>
+            <w:proofErr w:type="spellStart"/>
+            <w:r>
+              <w:rPr>
+                <w:lang w:val="en-US"/>
+              </w:rPr>
+              <w:t>BuildCode</w:t>
+            </w:r>
+            <w:proofErr w:type="spellEnd"/>
+            <w:r>
+              <w:rPr>
+                <w:lang w:val="en-US"/>
+              </w:rPr>
+              <w:t xml:space="preserve"> Inc.</w:t>
+            </w:r>
+          </w:p>
+        </w:tc>
+        <w:tc>
+          <w:tcPr>
+            <w:tcW w:w="2693" w:type="dxa"/>
+          </w:tcPr>
+          <w:p>
+            <w:pPr>
+              <w:rPr>
+                <w:b/>
+                <w:bCs/>
+              </w:rPr>
+            </w:pPr>
+            <w:r>
+              <w:rPr>
+                <w:lang w:val="en-US"/>
+              </w:rPr>
+              <w:t>Remote</w:t>
+            </w:r>
+          </w:p>
+        </w:tc>
+        <w:tc>
+          <w:tcPr>
+            <w:tcW w:w="1683" w:type="dxa"/>
+          </w:tcPr>
+          <w:p>
+            <w:pPr>
+              <w:rPr>
+                <w:lang w:val="en-US"/>
+              </w:rPr>
+            </w:pPr>
+          </w:p>
+        </w:tc>
+      </w:tr>
+      <w:tr>
+        <w:trPr>
+          <w:trHeight w:val="260"/>
+        </w:trPr>
+        <w:tc>
+          <w:tcPr>
+            <w:tcW w:w="460" w:type="dxa"/>
+          </w:tcPr>
+          <w:p>
+            <w:r>
+              <w:t>10</w:t>
+            </w:r>
+          </w:p>
+        </w:tc>
+        <w:tc>
+          <w:tcPr>
+            <w:tcW w:w="1525" w:type="dxa"/>
+          </w:tcPr>
+          <w:p>
+            <w:r>
+              <w:t>2026-03-09</w:t>
+            </w:r>
+          </w:p>
+        </w:tc>
+        <w:tc>
+          <w:tcPr>
+            <w:tcW w:w="3827" w:type="dxa"/>
+          </w:tcPr>
+          <w:p>
+            <w:r>
+              <w:t>Software Developer</w:t>
+            </w:r>
+          </w:p>
+        </w:tc>
+        <w:tc>
+          <w:tcPr>
+            <w:tcW w:w="5387" w:type="dxa"/>
+          </w:tcPr>
+          <w:p>
+            <w:r>
+              <w:t>Helm Operations Software Inc</w:t>
+            </w:r>
+          </w:p>
+        </w:tc>
+        <w:tc>
+          <w:tcPr>
+            <w:tcW w:w="2693" w:type="dxa"/>
+          </w:tcPr>
+          <w:p>
+            <w:r>
+              <w:t>Remote</w:t>
+            </w:r>
+          </w:p>
+        </w:tc>
+        <w:tc>
+          <w:tcPr>
+            <w:tcW w:w="1683" w:type="dxa"/>
+          </w:tcPr>
+          <w:p/>
+        </w:tc>
+      </w:tr>
+      <w:tr>
+        <w:trPr>
+          <w:trHeight w:val="281"/>
+        </w:trPr>
+        <w:tc>
+          <w:tcPr>
+            <w:tcW w:w="460" w:type="dxa"/>
+          </w:tcPr>
+          <w:p>
+            <w:r>
+              <w:t>11</w:t>
+            </w:r>
+          </w:p>
+        </w:tc>
+        <w:tc>
+          <w:tcPr>
+            <w:tcW w:w="1525" w:type="dxa"/>
+          </w:tcPr>
+          <w:p>
+            <w:r>
+              <w:t>2026-03-09</w:t>
+            </w:r>
+          </w:p>
+        </w:tc>
+        <w:tc>
+          <w:tcPr>
+            <w:tcW w:w="3827" w:type="dxa"/>
+          </w:tcPr>
+          <w:p>
+            <w:r>
+              <w:t>Automation Engineer</w:t>
+            </w:r>
+          </w:p>
+        </w:tc>
+        <w:tc>
+          <w:tcPr>
+            <w:tcW w:w="5387" w:type="dxa"/>
+          </w:tcPr>
+          <w:p>
+            <w:r>
+              <w:t>Ace Software Consulting Inc.</w:t>
+            </w:r>
+          </w:p>
+        </w:tc>
+        <w:tc>
+          <w:tcPr>
+            <w:tcW w:w="2693" w:type="dxa"/>
+          </w:tcPr>
+          <w:p>
+            <w:r>
+              <w:t>Remote</w:t>
+            </w:r>
+          </w:p>
+        </w:tc>
+        <w:tc>
+          <w:tcPr>
+            <w:tcW w:w="1683" w:type="dxa"/>
+          </w:tcPr>
+          <w:p/>
+        </w:tc>
+      </w:tr>
+      <w:tr>
+        <w:trPr>
+          <w:trHeight w:val="360"/>
+        </w:trPr>
+        <w:tc>
+          <w:tcPr>
+            <w:tcW w:w="460" w:type="dxa"/>
+          </w:tcPr>
+          <w:p>
+            <w:r>
+              <w:t>12</w:t>
+            </w:r>
+          </w:p>
+        </w:tc>
+        <w:tc>
+          <w:tcPr>
+            <w:tcW w:w="1525" w:type="dxa"/>
+          </w:tcPr>
+          <w:p>
+            <w:r>
+              <w:t>2026-03-10</w:t>
+            </w:r>
+          </w:p>
+        </w:tc>
+        <w:tc>
+          <w:tcPr>
+            <w:tcW w:w="3827" w:type="dxa"/>
+          </w:tcPr>
+          <w:p>
+            <w:r>
+              <w:t>Online Data Analyst</w:t>
+            </w:r>
+          </w:p>
+        </w:tc>
+        <w:tc>
+          <w:tcPr>
+            <w:tcW w:w="5387" w:type="dxa"/>
+          </w:tcPr>
+          <w:p>
+            <w:r>
+              <w:t>Telus AI</w:t>
+            </w:r>
+          </w:p>
+        </w:tc>
+        <w:tc>
+          <w:tcPr>
+            <w:tcW w:w="2693" w:type="dxa"/>
+          </w:tcPr>
+          <w:p>
+            <w:r>
+              <w:t>Remote</w:t>
+            </w:r>
+          </w:p>
+        </w:tc>
+        <w:tc>
+          <w:tcPr>
+            <w:tcW w:w="1683" w:type="dxa"/>
+          </w:tcPr>
+          <w:p/>
+        </w:tc>
+      </w:tr>
+      <w:tr>
+        <w:trPr>
+          <w:trHeight w:val="346"/>
+        </w:trPr>
+        <w:tc>
+          <w:tcPr>
+            <w:tcW w:w="460" w:type="dxa"/>
+          </w:tcPr>
+          <w:p>
+            <w:r>
+              <w:t>13</w:t>
+            </w:r>
+          </w:p>
+        </w:tc>
+        <w:tc>
+          <w:tcPr>
+            <w:tcW w:w="1525" w:type="dxa"/>
+          </w:tcPr>
+          <w:p>
+            <w:r>
+              <w:t>2026-03-11</w:t>
+            </w:r>
+          </w:p>
+        </w:tc>
+        <w:tc>
+          <w:tcPr>
+            <w:tcW w:w="3827" w:type="dxa"/>
+          </w:tcPr>
+          <w:p>
+            <w:r>
+              <w:t>Access Database Develope</w:t>
+            </w:r>
+            <w:r>
+              <w:t>r</w:t>
+            </w:r>
+          </w:p>
+        </w:tc>
+        <w:tc>
+          <w:tcPr>
+            <w:tcW w:w="5387" w:type="dxa"/>
+          </w:tcPr>
+          <w:p>
+            <w:r>
+              <w:t>Access DB Experts</w:t>
+            </w:r>
+          </w:p>
+        </w:tc>
+        <w:tc>
+          <w:tcPr>
+            <w:tcW w:w="2693" w:type="dxa"/>
+          </w:tcPr>
+          <w:p>
+            <w:r>
+              <w:t>Remote</w:t>
+            </w:r>
+          </w:p>
+        </w:tc>
+        <w:tc>
+          <w:tcPr>
+            <w:tcW w:w="1683" w:type="dxa"/>
+          </w:tcPr>
+          <w:p/>
+        </w:tc>
+      </w:tr>
+      <w:tr>
+        <w:trPr>
+          <w:trHeight w:val="360"/>
+        </w:trPr>
+        <w:tc>
+          <w:tcPr>
+            <w:tcW w:w="460" w:type="dxa"/>
+          </w:tcPr>
+          <w:p>
+            <w:pPr>
+              <w:rPr>
+                <w:lang w:val="en-US"/>
+              </w:rPr>
+            </w:pPr>
+            <w:r>
+              <w:rPr>
+                <w:lang w:val="en-US"/>
+              </w:rPr>
+              <w:t>14</w:t>
+            </w:r>
+          </w:p>
+        </w:tc>
+        <w:tc>
+          <w:tcPr>
+            <w:tcW w:w="1525" w:type="dxa"/>
+          </w:tcPr>
+          <w:p>
+            <w:pPr>
+              <w:rPr>
+                <w:lang w:val="en-US"/>
+              </w:rPr>
+            </w:pPr>
+            <w:r>
+              <w:rPr>
+                <w:lang w:val="en-US"/>
+              </w:rPr>
+              <w:t>2026-03-23</w:t>
+            </w:r>
+          </w:p>
+        </w:tc>
+        <w:tc>
+          <w:tcPr>
+            <w:tcW w:w="3827" w:type="dxa"/>
+          </w:tcPr>
+          <w:p>
+            <w:pPr>
+              <w:rPr>
+                <w:lang w:val="en-US"/>
+              </w:rPr>
+            </w:pPr>
+            <w:r>
+              <w:rPr>
+                <w:lang w:val="en-US"/>
+              </w:rPr>
+              <w:t>Data Quality Specialist</w:t>
+            </w:r>
+          </w:p>
+        </w:tc>
+        <w:tc>
+          <w:tcPr>
+            <w:tcW w:w="5387" w:type="dxa"/>
+          </w:tcPr>
+          <w:p>
+            <w:pPr>
+              <w:rPr>
+                <w:lang w:val="en-US"/>
+              </w:rPr>
+            </w:pPr>
+            <w:proofErr w:type="spellStart"/>
+            <w:r>
+              <w:rPr>
+                <w:lang w:val="en-US"/>
+              </w:rPr>
+              <w:t>Lumerate</w:t>
+            </w:r>
+            <w:proofErr w:type="spellEnd"/>
+          </w:p>
+        </w:tc>
+        <w:tc>
+          <w:tcPr>
+            <w:tcW w:w="2693" w:type="dxa"/>
+          </w:tcPr>
+          <w:p>
+            <w:pPr>
+              <w:rPr>
+                <w:lang w:val="en-US"/>
+              </w:rPr>
+            </w:pPr>
+            <w:r>
+              <w:rPr>
+                <w:lang w:val="en-US"/>
+              </w:rPr>
+              <w:t>Remote</w:t>
+            </w:r>
+          </w:p>
+        </w:tc>
+        <w:tc>
+          <w:tcPr>
+            <w:tcW w:w="1683" w:type="dxa"/>
+          </w:tcPr>
+          <w:p>
+            <w:pPr>
+              <w:rPr>
+                <w:lang w:val="en-US"/>
+              </w:rPr>
+            </w:pPr>
+          </w:p>
+        </w:tc>
+      </w:tr>
+      <w:tr>
+        <w:trPr>
+          <w:trHeight w:val="347"/>
+        </w:trPr>
+        <w:tc>
+          <w:tcPr>
+            <w:tcW w:w="460" w:type="dxa"/>
+          </w:tcPr>
+          <w:p>
+            <w:pPr>
+              <w:rPr>
+                <w:lang w:val="en-US"/>
+              </w:rPr>
+            </w:pPr>
+            <w:r>
+              <w:rPr>
+                <w:lang w:val="en-US"/>
+              </w:rPr>
+              <w:t>15</w:t>
+            </w:r>
+          </w:p>
+        </w:tc>
+        <w:tc>
+          <w:tcPr>
+            <w:tcW w:w="1525" w:type="dxa"/>
+          </w:tcPr>
+          <w:p>
+            <w:pPr>
+              <w:rPr>
+                <w:lang w:val="en-US"/>
+              </w:rPr>
+            </w:pPr>
+            <w:r>
+              <w:rPr>
+                <w:lang w:val="en-US"/>
+              </w:rPr>
+              <w:t>2026-03-23</w:t>
+            </w:r>
+          </w:p>
+        </w:tc>
+        <w:tc>
+          <w:tcPr>
+            <w:tcW w:w="3827" w:type="dxa"/>
+          </w:tcPr>
+          <w:p>
+            <w:pPr>
+              <w:rPr>
+                <w:lang w:val="en-US"/>
+              </w:rPr>
+            </w:pPr>
+            <w:r>
+              <w:rPr>
+                <w:lang w:val="en-US"/>
+              </w:rPr>
+              <w:t>Reporting &amp; Analytics Specialis</w:t>
+            </w:r>
+            <w:r>
+              <w:rPr>
+                <w:lang w:val="en-US"/>
+              </w:rPr>
+              <w:t>t</w:t>
+            </w:r>
+          </w:p>
+        </w:tc>
+        <w:tc>
+          <w:tcPr>
+            <w:tcW w:w="5387" w:type="dxa"/>
+          </w:tcPr>
+          <w:p>
+            <w:pPr>
+              <w:rPr>
+                <w:lang w:val="en-US"/>
+              </w:rPr>
+            </w:pPr>
+            <w:r>
+              <w:rPr>
+                <w:lang w:val="en-US"/>
+              </w:rPr>
+              <w:t>McCain</w:t>
+            </w:r>
+          </w:p>
+        </w:tc>
+        <w:tc>
+          <w:tcPr>
+            <w:tcW w:w="2693" w:type="dxa"/>
+          </w:tcPr>
+          <w:p>
+            <w:proofErr w:type="spellStart"/>
+            <w:r>
+              <w:rPr>
+                <w:lang w:val="en-US"/>
+              </w:rPr>
+              <w:t>Florenceville</w:t>
+            </w:r>
+            <w:proofErr w:type="spellEnd"/>
+            <w:r>
+              <w:rPr>
+                <w:lang w:val="en-US"/>
+              </w:rPr>
+              <w:t xml:space="preserve"> N.B.</w:t>
+            </w:r>
+          </w:p>
+        </w:tc>
+        <w:tc>
+          <w:tcPr>
+            <w:tcW w:w="1683" w:type="dxa"/>
+          </w:tcPr>
+          <w:p>
+            <w:pPr>
+              <w:rPr>
+                <w:lang w:val="en-US"/>
+              </w:rPr>
+            </w:pPr>
+          </w:p>
+        </w:tc>
+      </w:tr>
+      <w:tr>
+        <w:trPr>
+          <w:trHeight w:val="346"/>
+        </w:trPr>
+        <w:tc>
+          <w:tcPr>
+            <w:tcW w:w="460" w:type="dxa"/>
+          </w:tcPr>
+          <w:p>
+            <w:r>
+              <w:t>16</w:t>
+            </w:r>
+          </w:p>
+        </w:tc>
+        <w:tc>
+          <w:tcPr>
+            <w:tcW w:w="1525" w:type="dxa"/>
+          </w:tcPr>
+          <w:p>
+            <w:r>
+              <w:t>2026-03-23</w:t>
+            </w:r>
+          </w:p>
+        </w:tc>
+        <w:tc>
+          <w:tcPr>
+            <w:tcW w:w="3827" w:type="dxa"/>
+          </w:tcPr>
+          <w:p>
+            <w:r>
+              <w:t>Senior System Analyst</w:t>
+            </w:r>
+          </w:p>
+        </w:tc>
+        <w:tc>
+          <w:tcPr>
+            <w:tcW w:w="5387" w:type="dxa"/>
+          </w:tcPr>
+          <w:p>
+            <w:r>
+              <w:t>SNB</w:t>
+            </w:r>
+          </w:p>
+        </w:tc>
+        <w:tc>
+          <w:tcPr>
+            <w:tcW w:w="2693" w:type="dxa"/>
+          </w:tcPr>
+          <w:p>
+            <w:r>
+              <w:t>Remote</w:t>
+            </w:r>
+          </w:p>
+        </w:tc>
+        <w:tc>
+          <w:tcPr>
+            <w:tcW w:w="1683" w:type="dxa"/>
+          </w:tcPr>
+          <w:p>
+            <w:r>
+              <w:t>2026-04-13</w:t>
+            </w:r>
+          </w:p>
+        </w:tc>
+      </w:tr>
+      <w:tr>
+        <w:trPr>
+          <w:trHeight w:val="360"/>
+        </w:trPr>
+        <w:tc>
+          <w:tcPr>
+            <w:tcW w:w="460" w:type="dxa"/>
+          </w:tcPr>
+          <w:p>
+            <w:r>
+              <w:t>17</w:t>
+            </w:r>
+          </w:p>
+        </w:tc>
+        <w:tc>
+          <w:tcPr>
+            <w:tcW w:w="1525" w:type="dxa"/>
+          </w:tcPr>
+          <w:p>
+            <w:r>
+              <w:t>2026-03-23</w:t>
+            </w:r>
+          </w:p>
+        </w:tc>
+        <w:tc>
+          <w:tcPr>
+            <w:tcW w:w="3827" w:type="dxa"/>
+          </w:tcPr>
+          <w:p>
+            <w:r>
+              <w:t>IT Systems Analyst</w:t>
+            </w:r>
+          </w:p>
+        </w:tc>
+        <w:tc>
+          <w:tcPr>
+            <w:tcW w:w="5387" w:type="dxa"/>
+          </w:tcPr>
+          <w:p>
+            <w:proofErr w:type="spellStart"/>
+            <w:r>
+              <w:t>Medavie</w:t>
+            </w:r>
+            <w:proofErr w:type="spellEnd"/>
+          </w:p>
+        </w:tc>
+        <w:tc>
+          <w:tcPr>
+            <w:tcW w:w="2693" w:type="dxa"/>
+          </w:tcPr>
+          <w:p>
+            <w:r>
+              <w:t>Remote</w:t>
+            </w:r>
+          </w:p>
+        </w:tc>
+        <w:tc>
+          <w:tcPr>
+            <w:tcW w:w="1683" w:type="dxa"/>
+          </w:tcPr>
+          <w:p/>
+        </w:tc>
+      </w:tr>
+      <w:tr>
+        <w:trPr>
+          <w:trHeight w:val="360"/>
+        </w:trPr>
+        <w:tc>
+          <w:tcPr>
+            <w:tcW w:w="460" w:type="dxa"/>
+          </w:tcPr>
+          <w:p>
+            <w:r>
+              <w:t>18</w:t>
+            </w:r>
+          </w:p>
+        </w:tc>
+        <w:tc>
+          <w:tcPr>
+            <w:tcW w:w="1525" w:type="dxa"/>
+          </w:tcPr>
+          <w:p>
+            <w:r>
+              <w:t>2026-05-21</w:t>
+            </w:r>
+          </w:p>
+        </w:tc>
+        <w:tc>
+          <w:tcPr>
+            <w:tcW w:w="3827" w:type="dxa"/>
+          </w:tcPr>
+          <w:p>
+            <w:r>
+              <w:t>Inventory Analyst</w:t>
+            </w:r>
+          </w:p>
+        </w:tc>
+        <w:tc>
+          <w:tcPr>
+            <w:tcW w:w="5387" w:type="dxa"/>
+          </w:tcPr>
+          <w:p>
+            <w:proofErr w:type="spellStart"/>
+            <w:r>
+              <w:t>BirdStairs</w:t>
+            </w:r>
+            <w:proofErr w:type="spellEnd"/>
+          </w:p>
+        </w:tc>
+        <w:tc>
+          <w:tcPr>
+            <w:tcW w:w="2693" w:type="dxa"/>
+          </w:tcPr>
+          <w:p>
+            <w:r>
+              <w:t>Moncton N.B.</w:t>
+            </w:r>
+          </w:p>
+        </w:tc>
+        <w:tc>
+          <w:tcPr>
+            <w:tcW w:w="1683" w:type="dxa"/>
+          </w:tcPr>
+          <w:p/>
+        </w:tc>
+      </w:tr>
+      <w:tr>
+        <w:trPr>
+          <w:trHeight w:val="360"/>
+        </w:trPr>
+        <w:tc>
+          <w:tcPr>
+            <w:tcW w:w="460" w:type="dxa"/>
+          </w:tcPr>
+          <w:p>
+            <w:r>
+              <w:t>19</w:t>
+            </w:r>
+          </w:p>
+        </w:tc>
+        <w:tc>
+          <w:tcPr>
+            <w:tcW w:w="1525" w:type="dxa"/>
+          </w:tcPr>
+          <w:p>
+            <w:r>
+              <w:t>2026-05-21</w:t>
+            </w:r>
+          </w:p>
+        </w:tc>
+        <w:tc>
+          <w:tcPr>
+            <w:tcW w:w="3827" w:type="dxa"/>
+          </w:tcPr>
+          <w:p>
+            <w:r>
+              <w:t>User Support Technician</w:t>
+            </w:r>
+          </w:p>
+        </w:tc>
+        <w:tc>
+          <w:tcPr>
+            <w:tcW w:w="5387" w:type="dxa"/>
+          </w:tcPr>
+          <w:p>
+            <w:r>
+              <w:t>Stiles Motel</w:t>
+            </w:r>
+          </w:p>
+        </w:tc>
+        <w:tc>
+          <w:tcPr>
+            <w:tcW w:w="2693" w:type="dxa"/>
+          </w:tcPr>
+          <w:p>
+            <w:r>
+              <w:t>Woodstock N.B.</w:t>
+            </w:r>
+          </w:p>
+        </w:tc>
+        <w:tc>
+          <w:tcPr>
+            <w:tcW w:w="1683" w:type="dxa"/>
+          </w:tcPr>
+          <w:p/>
+        </w:tc>
+      </w:tr>
+      <w:tr>
+        <w:trPr>
+          <w:trHeight w:val="297"/>
+        </w:trPr>
+        <w:tc>
+          <w:tcPr>
+            <w:tcW w:w="460" w:type="dxa"/>
+          </w:tcPr>
+          <w:p>
+            <w:r>
+              <w:t>20</w:t>
+            </w:r>
+          </w:p>
+        </w:tc>
+        <w:tc>
+          <w:tcPr>
+            <w:tcW w:w="1525" w:type="dxa"/>
+          </w:tcPr>
+          <w:p>
+            <w:r>
+              <w:t>2026-05-21</w:t>
+            </w:r>
+          </w:p>
+        </w:tc>
+        <w:tc>
+          <w:tcPr>
+            <w:tcW w:w="3827" w:type="dxa"/>
+          </w:tcPr>
+          <w:p>
+            <w:r>
+              <w:t>Java Programmer</w:t>
+            </w:r>
+          </w:p>
+        </w:tc>
+        <w:tc>
+          <w:tcPr>
+            <w:tcW w:w="5387" w:type="dxa"/>
+          </w:tcPr>
+          <w:p>
+            <w:proofErr w:type="spellStart"/>
+            <w:r>
+              <w:t>Techladder</w:t>
+            </w:r>
+            <w:proofErr w:type="spellEnd"/>
+          </w:p>
+        </w:tc>
+        <w:tc>
+          <w:tcPr>
+            <w:tcW w:w="2693" w:type="dxa"/>
+          </w:tcPr>
+          <w:p>
+            <w:r>
+              <w:t>Sydney N.S. (Remote)</w:t>
+            </w:r>
+          </w:p>
+        </w:tc>
+        <w:tc>
+          <w:tcPr>
+            <w:tcW w:w="1683" w:type="dxa"/>
+          </w:tcPr>
+          <w:p/>
+        </w:tc>
+      </w:tr>
+      <w:tr>
+        <w:trPr>
+          <w:trHeight w:val="360"/>
+        </w:trPr>
+        <w:tc>
+          <w:tcPr>
+            <w:tcW w:w="460" w:type="dxa"/>
+          </w:tcPr>
+          <w:p>
+            <w:r>
+              <w:t>21</w:t>
+            </w:r>
+          </w:p>
+        </w:tc>
+        <w:tc>
+          <w:tcPr>
+            <w:tcW w:w="1525" w:type="dxa"/>
+          </w:tcPr>
+          <w:p>
+            <w:r>
+              <w:t>2026-06-07</w:t>
+            </w:r>
+          </w:p>
+        </w:tc>
+        <w:tc>
+          <w:tcPr>
+            <w:tcW w:w="3827" w:type="dxa"/>
+          </w:tcPr>
+          <w:p>
+            <w:r>
+              <w:t>Data Centre Analyst</w:t>
+            </w:r>
+          </w:p>
+        </w:tc>
+        <w:tc>
+          <w:tcPr>
+            <w:tcW w:w="5387" w:type="dxa"/>
+          </w:tcPr>
+          <w:p>
+            <w:r>
+              <w:t>SNB</w:t>
+            </w:r>
+          </w:p>
+        </w:tc>
+        <w:tc>
+          <w:tcPr>
+            <w:tcW w:w="2693" w:type="dxa"/>
+          </w:tcPr>
+          <w:p>
+            <w:r>
+              <w:t>Moncton N.B.</w:t>
+            </w:r>
+          </w:p>
+        </w:tc>
+        <w:tc>
+          <w:tcPr>
+            <w:tcW w:w="1683" w:type="dxa"/>
+          </w:tcPr>
+          <w:p/>
+        </w:tc>
+      </w:tr>
+      <w:tr>
+        <w:trPr>
+          <w:trHeight w:val="360"/>
+        </w:trPr>
+        <w:tc>
+          <w:tcPr>
+            <w:tcW w:w="460" w:type="dxa"/>
+          </w:tcPr>
+          <w:p>
+            <w:r>
+              <w:t>22</w:t>
+            </w:r>
+          </w:p>
+        </w:tc>
+        <w:tc>
+          <w:tcPr>
+            <w:tcW w:w="1525" w:type="dxa"/>
+          </w:tcPr>
+          <w:p>
+            <w:r>
+              <w:t>2026-06-07</w:t>
+            </w:r>
+          </w:p>
+        </w:tc>
+        <w:tc>
+          <w:tcPr>
+            <w:tcW w:w="3827" w:type="dxa"/>
+          </w:tcPr>
+          <w:p>
+            <w:r>
+              <w:t>Network Enginee</w:t>
+            </w:r>
+            <w:r>
+              <w:t>r</w:t>
+            </w:r>
+          </w:p>
+        </w:tc>
+        <w:tc>
+          <w:tcPr>
+            <w:tcW w:w="5387" w:type="dxa"/>
+          </w:tcPr>
+          <w:p>
+            <w:r>
+              <w:t>McCain</w:t>
+            </w:r>
+          </w:p>
+        </w:tc>
+        <w:tc>
+          <w:tcPr>
+            <w:tcW w:w="2693" w:type="dxa"/>
+          </w:tcPr>
+          <w:p>
+            <w:proofErr w:type="spellStart"/>
+            <w:r>
+              <w:t>Florenceville</w:t>
+            </w:r>
+            <w:proofErr w:type="spellEnd"/>
+            <w:r>
+              <w:t xml:space="preserve"> N.B.</w:t>
+            </w:r>
+          </w:p>
+        </w:tc>
+        <w:tc>
+          <w:tcPr>
+            <w:tcW w:w="1683" w:type="dxa"/>
+          </w:tcPr>
+          <w:p/>
+        </w:tc>
+      </w:tr>
+      <w:tr>
+        <w:trPr>
+          <w:trHeight w:val="346"/>
+        </w:trPr>
+        <w:tc>
+          <w:tcPr>
+            <w:tcW w:w="460" w:type="dxa"/>
+          </w:tcPr>
+          <w:p>
+            <w:r>
+              <w:t>23</w:t>
+            </w:r>
+          </w:p>
+        </w:tc>
+        <w:tc>
+          <w:tcPr>
+            <w:tcW w:w="1525" w:type="dxa"/>
+          </w:tcPr>
+          <w:p>
+            <w:r>
+              <w:t>2026-06-09</w:t>
+            </w:r>
+          </w:p>
+        </w:tc>
+        <w:tc>
+          <w:tcPr>
+            <w:tcW w:w="3827" w:type="dxa"/>
+          </w:tcPr>
+          <w:p>
+            <w:r>
+              <w:t>General Manager</w:t>
+            </w:r>
+          </w:p>
+        </w:tc>
+        <w:tc>
+          <w:tcPr>
+            <w:tcW w:w="5387" w:type="dxa"/>
+          </w:tcPr>
+          <w:p>
+            <w:r>
+              <w:t>Carquest</w:t>
+            </w:r>
+          </w:p>
+        </w:tc>
+        <w:tc>
+          <w:tcPr>
+            <w:tcW w:w="2693" w:type="dxa"/>
+          </w:tcPr>
+          <w:p>
+            <w:r>
+              <w:t>Perth Andover N.B.</w:t>
+            </w:r>
+          </w:p>
+        </w:tc>
+        <w:tc>
+          <w:tcPr>
+            <w:tcW w:w="1683" w:type="dxa"/>
+          </w:tcPr>
+          <w:p/>
+        </w:tc>
+      </w:tr>
+      <w:tr>
+        <w:trPr>
+          <w:trHeight w:val="289"/>
+        </w:trPr>
+        <w:tc>
+          <w:tcPr>
+            <w:tcW w:w="460" w:type="dxa"/>
+          </w:tcPr>
+          <w:p>
+            <w:r>
+              <w:t>24</w:t>
+            </w:r>
+          </w:p>
+        </w:tc>
+        <w:tc>
+          <w:tcPr>
+            <w:tcW w:w="1525" w:type="dxa"/>
+          </w:tcPr>
+          <w:p>
+            <w:r>
+              <w:t>2026-06-23</w:t>
+            </w:r>
+          </w:p>
+        </w:tc>
+        <w:tc>
+          <w:tcPr>
+            <w:tcW w:w="3827" w:type="dxa"/>
+          </w:tcPr>
+          <w:p>
+            <w:r>
+              <w:t>Dialer Lead Developer</w:t>
+            </w:r>
+          </w:p>
+        </w:tc>
+        <w:tc>
+          <w:tcPr>
+            <w:tcW w:w="5387" w:type="dxa"/>
+          </w:tcPr>
+          <w:p>
+            <w:r>
+              <w:t>Phillips &amp; Cohen Associates Ltd.</w:t>
+            </w:r>
+          </w:p>
+        </w:tc>
+        <w:tc>
+          <w:tcPr>
+            <w:tcW w:w="2693" w:type="dxa"/>
+          </w:tcPr>
+          <w:p>
+            <w:r>
+              <w:t>Remote</w:t>
+            </w:r>
+          </w:p>
+        </w:tc>
+        <w:tc>
+          <w:tcPr>
+            <w:tcW w:w="1683" w:type="dxa"/>
+          </w:tcPr>
+          <w:p/>
+        </w:tc>
+      </w:tr>
+      <w:tr>
+        <w:trPr>
+          <w:trHeight w:val="289"/>
+        </w:trPr>
+        <w:tc>
+          <w:tcPr>
+            <w:tcW w:w="460" w:type="dxa"/>
+          </w:tcPr>
+          <w:p>
+            <w:r>
+              <w:t>25</w:t>
+            </w:r>
+          </w:p>
+        </w:tc>
+        <w:tc>
+          <w:tcPr>
+            <w:tcW w:w="1525" w:type="dxa"/>
+          </w:tcPr>
+          <w:p>
+            <w:r>
+              <w:t>2026-06-23</w:t>
+            </w:r>
+          </w:p>
+        </w:tc>
+        <w:tc>
+          <w:tcPr>
+            <w:tcW w:w="3827" w:type="dxa"/>
+          </w:tcPr>
+          <w:p>
+            <w:r>
+              <w:t>AWS Lambda Developer</w:t>
+            </w:r>
+          </w:p>
+        </w:tc>
+        <w:tc>
+          <w:tcPr>
+            <w:tcW w:w="5387" w:type="dxa"/>
+          </w:tcPr>
+          <w:p>
+            <w:r>
+              <w:t>Play Hockey Canada</w:t>
+            </w:r>
+          </w:p>
+        </w:tc>
+        <w:tc>
+          <w:tcPr>
+            <w:tcW w:w="2693" w:type="dxa"/>
+          </w:tcPr>
+          <w:p>
+            <w:r>
+              <w:t>Remote</w:t>
+            </w:r>
+          </w:p>
+        </w:tc>
+        <w:tc>
+          <w:tcPr>
+            <w:tcW w:w="1683" w:type="dxa"/>
+          </w:tcPr>
+          <w:p/>
+        </w:tc>
+      </w:tr>
+    </w:tbl>
     <w:p/>
     <w:sectPr>
-      <w:pgSz w:w="12240" w:h="15840"/>
-      <w:pgMar w:top="1440" w:right="1440" w:bottom="1440" w:left="1440" w:header="708" w:footer="708" w:gutter="0"/>
+      <w:pgSz w:w="15840" w:h="12240" w:orient="landscape"/>
+      <w:pgMar w:top="720" w:right="720" w:bottom="720" w:left="720" w:header="708" w:footer="708" w:gutter="0"/>
       <w:cols w:space="708"/>
       <w:docGrid w:linePitch="360"/>
     </w:sectPr>
@@ -1274,6 +2969,25 @@
       <w:spacing w:val="5"/>
     </w:rPr>
   </w:style>
+  <w:style w:type="table" w:styleId="TableGrid">
+    <w:name w:val="Table Grid"/>
+    <w:basedOn w:val="TableNormal"/>
+    <w:uiPriority w:val="39"/>
+    <w:rsid w:val="0046656F"/>
+    <w:pPr>
+      <w:spacing w:after="0" w:line="240" w:lineRule="auto"/>
+    </w:pPr>
+    <w:tblPr>
+      <w:tblBorders>
+        <w:top w:val="single" w:sz="4" w:space="0" w:color="auto"/>
+        <w:left w:val="single" w:sz="4" w:space="0" w:color="auto"/>
+        <w:bottom w:val="single" w:sz="4" w:space="0" w:color="auto"/>
+        <w:right w:val="single" w:sz="4" w:space="0" w:color="auto"/>
+        <w:insideH w:val="single" w:sz="4" w:space="0" w:color="auto"/>
+        <w:insideV w:val="single" w:sz="4" w:space="0" w:color="auto"/>
+      </w:tblBorders>
+    </w:tblPr>
+  </w:style>
 </w:styles>
 </file>
 
